--- a/courses/phy214/practice-exams/e1/phy214-practice-exam-1-ch-16-17-v1.docx
+++ b/courses/phy214/practice-exams/e1/phy214-practice-exam-1-ch-16-17-v1.docx
@@ -12,7 +12,7 @@
           <w:rFonts w:ascii="Times New Roman" w:hAnsi="Times New Roman" w:eastAsia="Times New Roman" w:cs="Times New Roman"/>
           <w:sz w:val="19"/>
         </w:rPr>
-        <w:t xml:space="preserve">PHY202 Practice Exam on chapter(s): 16, 17</w:t>
+        <w:t>PHY202 Practice Exam on chapter(s): 16, 17</w:t>
       </w:r>
     </w:p>
     <w:p>
@@ -38,7 +38,7 @@
           <w:rFonts w:ascii="Times New Roman" w:hAnsi="Times New Roman" w:eastAsia="Times New Roman" w:cs="Times New Roman"/>
           <w:sz w:val="19"/>
         </w:rPr>
-        <w:t xml:space="preserve">Name:_____________________________________________________________________</w:t>
+        <w:t>Name:_____________________________________________________________________</w:t>
       </w:r>
     </w:p>
     <w:p>
@@ -64,7 +64,7 @@
           <w:rFonts w:ascii="Times New Roman" w:hAnsi="Times New Roman" w:eastAsia="Times New Roman" w:cs="Times New Roman"/>
           <w:sz w:val="19"/>
         </w:rPr>
-        <w:t xml:space="preserve">These questions assess your understanding of the material from Chapters 16, 17 of OpenStax College Physics. Please write your name on the sheets of paper that you use. Carefully read each question. Credit is only awarded if you answer correctly and clearly show all major steps necessary to find your answer; credit is not awarded for missing work, unclear work, or the use of memorized equations absent from the equation sheet. Half credit may be awarded for insufficient work that suggests some degree of understanding. Half credit is awarded for correct numerical answers with incorrect or missing units.</w:t>
+        <w:t>These questions assess your understanding of the material from Chapters 16, 17 of OpenStax College Physics. Please write your name on the sheets of paper that you use. Carefully read each question. Credit is only awarded if you answer correctly and clearly show all major steps necessary to find your answer; credit is not awarded for missing work, unclear work, or the use of memorized equations absent from the equation sheet. Half credit may be awarded for insufficient work that suggests some degree of understanding. Half credit is awarded for correct numerical answers with incorrect or missing units.</w:t>
       </w:r>
     </w:p>
     <w:p>
@@ -90,7 +90,7 @@
           <w:rFonts w:ascii="Times New Roman" w:hAnsi="Times New Roman" w:eastAsia="Times New Roman" w:cs="Times New Roman"/>
           <w:sz w:val="19"/>
         </w:rPr>
-        <w:t xml:space="preserve">Note that I provide references on practice exams so you can find additional help if you cannot solve a problem; I do not give this information on in-class exams. The related chapter and section are provided after each question. E.g. "(Chapter 18, Section (5) Electric Field Lines - cp1e_ex18_4)" means that the question was inspired by OpenStax College Physics First Edition’s Chapter 18, Example 4, which is found within Chapter 18, Section 5. See the end of this practice exam for a list of the sources.</w:t>
+        <w:t>Note that I provide references on practice exams so you can find additional help if you cannot solve a problem; I do not give this information on in-class exams. The related chapter and section are provided after each question. E.g. "(Chapter 18, Section (5) Electric Field Lines - cp1e_ex18_4)" means that the question was inspired by OpenStax College Physics First Edition’s Chapter 18, Example 4, which is found within Chapter 18, Section 5. See the end of this practice exam for a list of the sources.</w:t>
       </w:r>
     </w:p>
     <w:p>
@@ -119,7 +119,7 @@
           <w:rFonts w:ascii="Times New Roman" w:hAnsi="Times New Roman" w:eastAsia="Times New Roman" w:cs="Times New Roman"/>
           <w:sz w:val="19"/>
         </w:rPr>
-        <w:t xml:space="preserve">Calculate the sound intensity level in decibels for a sound wave traveling in air at 0.70</w:t>
+        <w:t>Calculate the sound intensity level in decibels for a sound wave traveling in air at 0.70</w:t>
       </w:r>
       <m:oMath>
         <m:sSup>
@@ -143,7 +143,7 @@
           <w:rFonts w:ascii="Times New Roman" w:hAnsi="Times New Roman" w:eastAsia="Times New Roman" w:cs="Times New Roman"/>
           <w:sz w:val="19"/>
         </w:rPr>
-        <w:t xml:space="preserve">C with a pressure amplitude of</w:t>
+        <w:t>C with a pressure amplitude of</w:t>
       </w:r>
       <w:r>
         <w:rPr>
@@ -172,7 +172,7 @@
           <w:rFonts w:ascii="Times New Roman" w:hAnsi="Times New Roman" w:eastAsia="Times New Roman" w:cs="Times New Roman"/>
           <w:sz w:val="19"/>
         </w:rPr>
-        <w:t xml:space="preserve">. Recall that the density of air is</w:t>
+        <w:t>. Recall that the density of air is</w:t>
       </w:r>
       <w:r>
         <w:rPr>
@@ -233,7 +233,7 @@
           <w:rFonts w:ascii="Times New Roman" w:hAnsi="Times New Roman" w:eastAsia="Times New Roman" w:cs="Times New Roman"/>
           <w:sz w:val="19"/>
         </w:rPr>
-        <w:t xml:space="preserve">and the speed of sound in air at 0</w:t>
+        <w:t>and the speed of sound in air at 0</w:t>
       </w:r>
       <m:oMath>
         <m:sSup>
@@ -257,7 +257,7 @@
           <w:rFonts w:ascii="Times New Roman" w:hAnsi="Times New Roman" w:eastAsia="Times New Roman" w:cs="Times New Roman"/>
           <w:sz w:val="19"/>
         </w:rPr>
-        <w:t xml:space="preserve">C is</w:t>
+        <w:t>C is</w:t>
       </w:r>
       <w:r>
         <w:rPr>
@@ -302,7 +302,7 @@
           <w:rFonts w:ascii="Times New Roman" w:hAnsi="Times New Roman" w:eastAsia="Times New Roman" w:cs="Times New Roman"/>
           <w:sz w:val="19"/>
         </w:rPr>
-        <w:t xml:space="preserve">.</w:t>
+        <w:t>.</w:t>
       </w:r>
     </w:p>
     <w:p>
@@ -318,7 +318,7 @@
           <w:rFonts w:ascii="Times New Roman" w:hAnsi="Times New Roman" w:eastAsia="Times New Roman" w:cs="Times New Roman"/>
           <w:sz w:val="19"/>
         </w:rPr>
-        <w:t xml:space="preserve">(Chapter 17, Section (3) Sound Intensity and Sound Level - cp1e_ex17_2)</w:t>
+        <w:t>(Chapter 17, Section (3) Sound Intensity and Sound Level - cp1e_ex17_2)</w:t>
       </w:r>
     </w:p>
     <w:p>
@@ -715,7 +715,7 @@
           <w:rFonts w:ascii="Times New Roman" w:hAnsi="Times New Roman" w:eastAsia="Times New Roman" w:cs="Times New Roman"/>
           <w:sz w:val="19"/>
         </w:rPr>
-        <w:t xml:space="preserve">ANSWER: ____________________________</w:t>
+        <w:t>ANSWER: ____________________________</w:t>
       </w:r>
       <w:r>
         <w:rPr>
@@ -761,7 +761,7 @@
           <w:rFonts w:ascii="Times New Roman" w:hAnsi="Times New Roman" w:eastAsia="Times New Roman" w:cs="Times New Roman"/>
           <w:sz w:val="19"/>
         </w:rPr>
-        <w:t xml:space="preserve">Suppose that a</w:t>
+        <w:t>Suppose that a</w:t>
       </w:r>
       <w:r>
         <w:rPr>
@@ -812,7 +812,7 @@
           <w:rFonts w:ascii="Times New Roman" w:hAnsi="Times New Roman" w:eastAsia="Times New Roman" w:cs="Times New Roman"/>
           <w:sz w:val="19"/>
         </w:rPr>
-        <w:t xml:space="preserve">car has a suspension system with a force constant</w:t>
+        <w:t>car has a suspension system with a force constant</w:t>
       </w:r>
       <w:r>
         <w:rPr>
@@ -875,7 +875,7 @@
           <w:rFonts w:ascii="Times New Roman" w:hAnsi="Times New Roman" w:eastAsia="Times New Roman" w:cs="Times New Roman"/>
           <w:sz w:val="19"/>
         </w:rPr>
-        <w:t xml:space="preserve">. If the car hits a bump and bounces with an amplitude of</w:t>
+        <w:t>. If the car hits a bump and bounces with an amplitude of</w:t>
       </w:r>
       <w:r>
         <w:rPr>
@@ -904,7 +904,7 @@
           <w:rFonts w:ascii="Times New Roman" w:hAnsi="Times New Roman" w:eastAsia="Times New Roman" w:cs="Times New Roman"/>
           <w:sz w:val="19"/>
         </w:rPr>
-        <w:t xml:space="preserve">, then what is its maximum vertical velocity assuming no damping occurs?</w:t>
+        <w:t>, then what is its maximum vertical velocity assuming no damping occurs?</w:t>
       </w:r>
     </w:p>
     <w:p>
@@ -920,7 +920,7 @@
           <w:rFonts w:ascii="Times New Roman" w:hAnsi="Times New Roman" w:eastAsia="Times New Roman" w:cs="Times New Roman"/>
           <w:sz w:val="19"/>
         </w:rPr>
-        <w:t xml:space="preserve">(Chapter 16, Section (5) Energy and the Simple Harmonic Oscillator - cp1e_ex16_6)</w:t>
+        <w:t>(Chapter 16, Section (5) Energy and the Simple Harmonic Oscillator - cp1e_ex16_6)</w:t>
       </w:r>
     </w:p>
     <w:p>
@@ -1317,7 +1317,7 @@
           <w:rFonts w:ascii="Times New Roman" w:hAnsi="Times New Roman" w:eastAsia="Times New Roman" w:cs="Times New Roman"/>
           <w:sz w:val="19"/>
         </w:rPr>
-        <w:t xml:space="preserve">ANSWER: ____________________________</w:t>
+        <w:t>ANSWER: ____________________________</w:t>
       </w:r>
       <w:r>
         <w:rPr>
@@ -1363,7 +1363,7 @@
           <w:rFonts w:ascii="Times New Roman" w:hAnsi="Times New Roman" w:eastAsia="Times New Roman" w:cs="Times New Roman"/>
           <w:sz w:val="19"/>
         </w:rPr>
-        <w:t xml:space="preserve">If the shock absorbers in a car go bad, then the car will oscillate at the smallest provocation, such as when going over bumps in the road and after stopping. Calculate the period of oscillations for a car with shoddy shock absorbers if the car’s total mass is</w:t>
+        <w:t>If the shock absorbers in a car go bad, then the car will oscillate at the smallest provocation, such as when going over bumps in the road and after stopping. Calculate the period of oscillations for a car with shoddy shock absorbers if the car’s total mass is</w:t>
       </w:r>
       <w:r>
         <w:rPr>
@@ -1417,7 +1417,7 @@
           <w:rFonts w:ascii="Times New Roman" w:hAnsi="Times New Roman" w:eastAsia="Times New Roman" w:cs="Times New Roman"/>
           <w:sz w:val="19"/>
         </w:rPr>
-        <w:t xml:space="preserve">and the force constant of the suspension system is</w:t>
+        <w:t>and the force constant of the suspension system is</w:t>
       </w:r>
       <w:r>
         <w:rPr>
@@ -1480,7 +1480,7 @@
           <w:rFonts w:ascii="Times New Roman" w:hAnsi="Times New Roman" w:eastAsia="Times New Roman" w:cs="Times New Roman"/>
           <w:sz w:val="19"/>
         </w:rPr>
-        <w:t xml:space="preserve">.</w:t>
+        <w:t>.</w:t>
       </w:r>
     </w:p>
     <w:p>
@@ -1496,7 +1496,7 @@
           <w:rFonts w:ascii="Times New Roman" w:hAnsi="Times New Roman" w:eastAsia="Times New Roman" w:cs="Times New Roman"/>
           <w:sz w:val="19"/>
         </w:rPr>
-        <w:t xml:space="preserve">(Chapter 16, Section (3) Simple Harmonic Motion - cp1e_ex16_4)</w:t>
+        <w:t>(Chapter 16, Section (3) Simple Harmonic Motion - cp1e_ex16_4)</w:t>
       </w:r>
     </w:p>
     <w:p>
@@ -1893,7 +1893,7 @@
           <w:rFonts w:ascii="Times New Roman" w:hAnsi="Times New Roman" w:eastAsia="Times New Roman" w:cs="Times New Roman"/>
           <w:sz w:val="19"/>
         </w:rPr>
-        <w:t xml:space="preserve">ANSWER: ____________________________</w:t>
+        <w:t>ANSWER: ____________________________</w:t>
       </w:r>
       <w:r>
         <w:rPr>
@@ -1939,7 +1939,7 @@
           <w:rFonts w:ascii="Times New Roman" w:hAnsi="Times New Roman" w:eastAsia="Times New Roman" w:cs="Times New Roman"/>
           <w:sz w:val="19"/>
         </w:rPr>
-        <w:t xml:space="preserve">Suppose you have a tube that is closed at one end. Its length is</w:t>
+        <w:t>Suppose you have a tube that is closed at one end. Its length is</w:t>
       </w:r>
       <w:r>
         <w:rPr>
@@ -1975,7 +1975,7 @@
           <w:rFonts w:ascii="Times New Roman" w:hAnsi="Times New Roman" w:eastAsia="Times New Roman" w:cs="Times New Roman"/>
           <w:sz w:val="19"/>
         </w:rPr>
-        <w:t xml:space="preserve">and the air temperature is 0.21</w:t>
+        <w:t>and the air temperature is 0.21</w:t>
       </w:r>
       <m:oMath>
         <m:sSup>
@@ -1999,7 +1999,7 @@
           <w:rFonts w:ascii="Times New Roman" w:hAnsi="Times New Roman" w:eastAsia="Times New Roman" w:cs="Times New Roman"/>
           <w:sz w:val="19"/>
         </w:rPr>
-        <w:t xml:space="preserve">C. What is the frequency of its second overtone?</w:t>
+        <w:t>C. What is the frequency of its second overtone?</w:t>
       </w:r>
     </w:p>
     <w:p>
@@ -2015,7 +2015,7 @@
           <w:rFonts w:ascii="Times New Roman" w:hAnsi="Times New Roman" w:eastAsia="Times New Roman" w:cs="Times New Roman"/>
           <w:sz w:val="19"/>
         </w:rPr>
-        <w:t xml:space="preserve">(Chapter 17, Section (5) Sound Interference and Resonance: Standing Waves in Air Columns - cp1e_ex17_5b)</w:t>
+        <w:t>(Chapter 17, Section (5) Sound Interference and Resonance: Standing Waves in Air Columns - cp1e_ex17_5b)</w:t>
       </w:r>
     </w:p>
     <w:p>
@@ -2412,7 +2412,7 @@
           <w:rFonts w:ascii="Times New Roman" w:hAnsi="Times New Roman" w:eastAsia="Times New Roman" w:cs="Times New Roman"/>
           <w:sz w:val="19"/>
         </w:rPr>
-        <w:t xml:space="preserve">ANSWER: ____________________________</w:t>
+        <w:t>ANSWER: ____________________________</w:t>
       </w:r>
       <w:r>
         <w:rPr>
@@ -2458,7 +2458,7 @@
           <w:rFonts w:ascii="Times New Roman" w:hAnsi="Times New Roman" w:eastAsia="Times New Roman" w:cs="Times New Roman"/>
           <w:sz w:val="19"/>
         </w:rPr>
-        <w:t xml:space="preserve">When Sarah gets in her car, it lowers by</w:t>
+        <w:t>When Sarah gets in her car, it lowers by</w:t>
       </w:r>
       <w:r>
         <w:rPr>
@@ -2487,7 +2487,7 @@
           <w:rFonts w:ascii="Times New Roman" w:hAnsi="Times New Roman" w:eastAsia="Times New Roman" w:cs="Times New Roman"/>
           <w:sz w:val="19"/>
         </w:rPr>
-        <w:t xml:space="preserve">. If Sarah’s mass is</w:t>
+        <w:t>. If Sarah’s mass is</w:t>
       </w:r>
       <w:r>
         <w:rPr>
@@ -2522,7 +2522,7 @@
           <w:rFonts w:ascii="Times New Roman" w:hAnsi="Times New Roman" w:eastAsia="Times New Roman" w:cs="Times New Roman"/>
           <w:sz w:val="19"/>
         </w:rPr>
-        <w:t xml:space="preserve">, then what is the force constant of her car’s suspension system?</w:t>
+        <w:t>, then what is the force constant of her car’s suspension system?</w:t>
       </w:r>
     </w:p>
     <w:p>
@@ -2538,7 +2538,7 @@
           <w:rFonts w:ascii="Times New Roman" w:hAnsi="Times New Roman" w:eastAsia="Times New Roman" w:cs="Times New Roman"/>
           <w:sz w:val="19"/>
         </w:rPr>
-        <w:t xml:space="preserve">(Chapter 16, Section (1) Hooke’s Law - cp1e_ex16_1)</w:t>
+        <w:t>(Chapter 16, Section (1) Hooke’s Law - cp1e_ex16_1)</w:t>
       </w:r>
     </w:p>
     <w:p>
@@ -2935,7 +2935,7 @@
           <w:rFonts w:ascii="Times New Roman" w:hAnsi="Times New Roman" w:eastAsia="Times New Roman" w:cs="Times New Roman"/>
           <w:sz w:val="19"/>
         </w:rPr>
-        <w:t xml:space="preserve">ANSWER: ____________________________</w:t>
+        <w:t>ANSWER: ____________________________</w:t>
       </w:r>
       <w:r>
         <w:rPr>
@@ -2981,7 +2981,7 @@
           <w:rFonts w:ascii="Times New Roman" w:hAnsi="Times New Roman" w:eastAsia="Times New Roman" w:cs="Times New Roman"/>
           <w:sz w:val="19"/>
         </w:rPr>
-        <w:t xml:space="preserve">How much energy is stored in the spring of a toy gun that has a force constant of</w:t>
+        <w:t>How much energy is stored in the spring of a toy gun that has a force constant of</w:t>
       </w:r>
       <w:r>
         <w:rPr>
@@ -3033,7 +3033,7 @@
           <w:rFonts w:ascii="Times New Roman" w:hAnsi="Times New Roman" w:eastAsia="Times New Roman" w:cs="Times New Roman"/>
           <w:sz w:val="19"/>
         </w:rPr>
-        <w:t xml:space="preserve">and is compressed</w:t>
+        <w:t>and is compressed</w:t>
       </w:r>
       <w:r>
         <w:rPr>
@@ -3062,7 +3062,7 @@
           <w:rFonts w:ascii="Times New Roman" w:hAnsi="Times New Roman" w:eastAsia="Times New Roman" w:cs="Times New Roman"/>
           <w:sz w:val="19"/>
         </w:rPr>
-        <w:t xml:space="preserve">?</w:t>
+        <w:t>?</w:t>
       </w:r>
     </w:p>
     <w:p>
@@ -3078,7 +3078,7 @@
           <w:rFonts w:ascii="Times New Roman" w:hAnsi="Times New Roman" w:eastAsia="Times New Roman" w:cs="Times New Roman"/>
           <w:sz w:val="19"/>
         </w:rPr>
-        <w:t xml:space="preserve">(Chapter 16, Section (1) Hooke’s Law - cp1e_ex16_2)</w:t>
+        <w:t>(Chapter 16, Section (1) Hooke’s Law - cp1e_ex16_2)</w:t>
       </w:r>
     </w:p>
     <w:p>
@@ -3475,7 +3475,7 @@
           <w:rFonts w:ascii="Times New Roman" w:hAnsi="Times New Roman" w:eastAsia="Times New Roman" w:cs="Times New Roman"/>
           <w:sz w:val="19"/>
         </w:rPr>
-        <w:t xml:space="preserve">ANSWER: ____________________________</w:t>
+        <w:t>ANSWER: ____________________________</w:t>
       </w:r>
       <w:r>
         <w:rPr>
@@ -3521,7 +3521,7 @@
           <w:rFonts w:ascii="Times New Roman" w:hAnsi="Times New Roman" w:eastAsia="Times New Roman" w:cs="Times New Roman"/>
           <w:sz w:val="19"/>
         </w:rPr>
-        <w:t xml:space="preserve">A medical imaging device produces ultrasound by oscillating with a period of</w:t>
+        <w:t>A medical imaging device produces ultrasound by oscillating with a period of</w:t>
       </w:r>
       <w:r>
         <w:rPr>
@@ -3550,7 +3550,7 @@
           <w:rFonts w:ascii="Times New Roman" w:hAnsi="Times New Roman" w:eastAsia="Times New Roman" w:cs="Times New Roman"/>
           <w:sz w:val="19"/>
         </w:rPr>
-        <w:t xml:space="preserve">. What is the frequency of this oscillation?</w:t>
+        <w:t>. What is the frequency of this oscillation?</w:t>
       </w:r>
     </w:p>
     <w:p>
@@ -3566,7 +3566,7 @@
           <w:rFonts w:ascii="Times New Roman" w:hAnsi="Times New Roman" w:eastAsia="Times New Roman" w:cs="Times New Roman"/>
           <w:sz w:val="19"/>
         </w:rPr>
-        <w:t xml:space="preserve">(Chapter 16, Section (2) Period and Frequency in Oscillations - cp1e_ex16_3)</w:t>
+        <w:t>(Chapter 16, Section (2) Period and Frequency in Oscillations - cp1e_ex16_3)</w:t>
       </w:r>
     </w:p>
     <w:p>
@@ -3963,7 +3963,7 @@
           <w:rFonts w:ascii="Times New Roman" w:hAnsi="Times New Roman" w:eastAsia="Times New Roman" w:cs="Times New Roman"/>
           <w:sz w:val="19"/>
         </w:rPr>
-        <w:t xml:space="preserve">ANSWER: ____________________________</w:t>
+        <w:t>ANSWER: ____________________________</w:t>
       </w:r>
       <w:r>
         <w:rPr>
@@ -4009,7 +4009,7 @@
           <w:rFonts w:ascii="Times New Roman" w:hAnsi="Times New Roman" w:eastAsia="Times New Roman" w:cs="Times New Roman"/>
           <w:sz w:val="19"/>
         </w:rPr>
-        <w:t xml:space="preserve">A sonar echo returns to a submarine</w:t>
+        <w:t>A sonar echo returns to a submarine</w:t>
       </w:r>
       <w:r>
         <w:rPr>
@@ -4045,7 +4045,7 @@
           <w:rFonts w:ascii="Times New Roman" w:hAnsi="Times New Roman" w:eastAsia="Times New Roman" w:cs="Times New Roman"/>
           <w:sz w:val="19"/>
         </w:rPr>
-        <w:t xml:space="preserve">after being emitted from the submarine. What is the distance from the submarine to the object, given that the speed of sound in this water is</w:t>
+        <w:t>after being emitted from the submarine. What is the distance from the submarine to the object, given that the speed of sound in this water is</w:t>
       </w:r>
       <w:r>
         <w:rPr>
@@ -4090,7 +4090,7 @@
           <w:rFonts w:ascii="Times New Roman" w:hAnsi="Times New Roman" w:eastAsia="Times New Roman" w:cs="Times New Roman"/>
           <w:sz w:val="19"/>
         </w:rPr>
-        <w:t xml:space="preserve">?</w:t>
+        <w:t>?</w:t>
       </w:r>
     </w:p>
     <w:p>
@@ -4106,7 +4106,7 @@
           <w:rFonts w:ascii="Times New Roman" w:hAnsi="Times New Roman" w:eastAsia="Times New Roman" w:cs="Times New Roman"/>
           <w:sz w:val="19"/>
         </w:rPr>
-        <w:t xml:space="preserve">(Chapter 17, Section (2) Speed of Sound, Frequency, Wavelength - cp1e_17.8)</w:t>
+        <w:t>(Chapter 17, Section (2) Speed of Sound, Frequency, Wavelength - cp1e_17.8)</w:t>
       </w:r>
     </w:p>
     <w:p>
@@ -4503,7 +4503,7 @@
           <w:rFonts w:ascii="Times New Roman" w:hAnsi="Times New Roman" w:eastAsia="Times New Roman" w:cs="Times New Roman"/>
           <w:sz w:val="19"/>
         </w:rPr>
-        <w:t xml:space="preserve">ANSWER: ____________________________</w:t>
+        <w:t>ANSWER: ____________________________</w:t>
       </w:r>
       <w:r>
         <w:rPr>
@@ -4549,7 +4549,7 @@
           <w:rFonts w:ascii="Times New Roman" w:hAnsi="Times New Roman" w:eastAsia="Times New Roman" w:cs="Times New Roman"/>
           <w:sz w:val="19"/>
         </w:rPr>
-        <w:t xml:space="preserve">Suppose you have a tube that is closed at one end. If you want its fundamental frequency to be</w:t>
+        <w:t>Suppose you have a tube that is closed at one end. If you want its fundamental frequency to be</w:t>
       </w:r>
       <w:r>
         <w:rPr>
@@ -4591,7 +4591,7 @@
           <w:rFonts w:ascii="Times New Roman" w:hAnsi="Times New Roman" w:eastAsia="Times New Roman" w:cs="Times New Roman"/>
           <w:sz w:val="19"/>
         </w:rPr>
-        <w:t xml:space="preserve">and the air temperature is 0.87</w:t>
+        <w:t>and the air temperature is 0.87</w:t>
       </w:r>
       <m:oMath>
         <m:sSup>
@@ -4615,7 +4615,7 @@
           <w:rFonts w:ascii="Times New Roman" w:hAnsi="Times New Roman" w:eastAsia="Times New Roman" w:cs="Times New Roman"/>
           <w:sz w:val="19"/>
         </w:rPr>
-        <w:t xml:space="preserve">C, then what should the length of the tube be?</w:t>
+        <w:t>C, then what should the length of the tube be?</w:t>
       </w:r>
     </w:p>
     <w:p>
@@ -4631,7 +4631,7 @@
           <w:rFonts w:ascii="Times New Roman" w:hAnsi="Times New Roman" w:eastAsia="Times New Roman" w:cs="Times New Roman"/>
           <w:sz w:val="19"/>
         </w:rPr>
-        <w:t xml:space="preserve">(Chapter 17, Section (5) Sound Interference and Resonance: Standing Waves in Air Columns - cp1e_ex17_5a)</w:t>
+        <w:t>(Chapter 17, Section (5) Sound Interference and Resonance: Standing Waves in Air Columns - cp1e_ex17_5a)</w:t>
       </w:r>
     </w:p>
     <w:p>
@@ -5028,7 +5028,7 @@
           <w:rFonts w:ascii="Times New Roman" w:hAnsi="Times New Roman" w:eastAsia="Times New Roman" w:cs="Times New Roman"/>
           <w:sz w:val="19"/>
         </w:rPr>
-        <w:t xml:space="preserve">ANSWER: ____________________________</w:t>
+        <w:t>ANSWER: ____________________________</w:t>
       </w:r>
       <w:r>
         <w:rPr>
@@ -5074,7 +5074,7 @@
           <w:rFonts w:ascii="Times New Roman" w:hAnsi="Times New Roman" w:eastAsia="Times New Roman" w:cs="Times New Roman"/>
           <w:sz w:val="19"/>
         </w:rPr>
-        <w:t xml:space="preserve">What is the length of a pendulum that has a period of</w:t>
+        <w:t>What is the length of a pendulum that has a period of</w:t>
       </w:r>
       <w:r>
         <w:rPr>
@@ -5103,7 +5103,7 @@
           <w:rFonts w:ascii="Times New Roman" w:hAnsi="Times New Roman" w:eastAsia="Times New Roman" w:cs="Times New Roman"/>
           <w:sz w:val="19"/>
         </w:rPr>
-        <w:t xml:space="preserve">?</w:t>
+        <w:t>?</w:t>
       </w:r>
     </w:p>
     <w:p>
@@ -5119,7 +5119,7 @@
           <w:rFonts w:ascii="Times New Roman" w:hAnsi="Times New Roman" w:eastAsia="Times New Roman" w:cs="Times New Roman"/>
           <w:sz w:val="19"/>
         </w:rPr>
-        <w:t xml:space="preserve">(Chapter 16, Section (4) Simple Pendulum - cp1e_problem16_22)</w:t>
+        <w:t>(Chapter 16, Section (4) Simple Pendulum - cp1e_problem16_22)</w:t>
       </w:r>
     </w:p>
     <w:p>
@@ -5516,7 +5516,7 @@
           <w:rFonts w:ascii="Times New Roman" w:hAnsi="Times New Roman" w:eastAsia="Times New Roman" w:cs="Times New Roman"/>
           <w:sz w:val="19"/>
         </w:rPr>
-        <w:t xml:space="preserve">ANSWER: ____________________________</w:t>
+        <w:t>ANSWER: ____________________________</w:t>
       </w:r>
       <w:r>
         <w:rPr>
@@ -5562,7 +5562,7 @@
           <w:rFonts w:ascii="Times New Roman" w:hAnsi="Times New Roman" w:eastAsia="Times New Roman" w:cs="Times New Roman"/>
           <w:sz w:val="19"/>
         </w:rPr>
-        <w:t xml:space="preserve">Ultrasound is transmitted from fat to muscle during a particular medical procedure. Calculate the percentage of the ultrasound’s intensity that is reflected when the ultrasound travels from fat with a density of</w:t>
+        <w:t>Ultrasound is transmitted from fat to muscle during a particular medical procedure. Calculate the percentage of the ultrasound’s intensity that is reflected when the ultrasound travels from fat with a density of</w:t>
       </w:r>
       <w:r>
         <w:rPr>
@@ -5629,7 +5629,7 @@
           <w:rFonts w:ascii="Times New Roman" w:hAnsi="Times New Roman" w:eastAsia="Times New Roman" w:cs="Times New Roman"/>
           <w:sz w:val="19"/>
         </w:rPr>
-        <w:t xml:space="preserve">to muscle tissue with a density of</w:t>
+        <w:t>to muscle tissue with a density of</w:t>
       </w:r>
       <w:r>
         <w:rPr>
@@ -5701,7 +5701,7 @@
           <w:rFonts w:ascii="Times New Roman" w:hAnsi="Times New Roman" w:eastAsia="Times New Roman" w:cs="Times New Roman"/>
           <w:sz w:val="19"/>
         </w:rPr>
-        <w:t xml:space="preserve">. The speed of ultrasound in the fat is</w:t>
+        <w:t>. The speed of ultrasound in the fat is</w:t>
       </w:r>
       <w:r>
         <w:rPr>
@@ -5771,7 +5771,7 @@
           <w:rFonts w:ascii="Times New Roman" w:hAnsi="Times New Roman" w:eastAsia="Times New Roman" w:cs="Times New Roman"/>
           <w:sz w:val="19"/>
         </w:rPr>
-        <w:t xml:space="preserve">and the speed of ultrasound in the muscle tissue is</w:t>
+        <w:t>and the speed of ultrasound in the muscle tissue is</w:t>
       </w:r>
       <w:r>
         <w:rPr>
@@ -5834,7 +5834,7 @@
           <w:rFonts w:ascii="Times New Roman" w:hAnsi="Times New Roman" w:eastAsia="Times New Roman" w:cs="Times New Roman"/>
           <w:sz w:val="19"/>
         </w:rPr>
-        <w:t xml:space="preserve">.</w:t>
+        <w:t>.</w:t>
       </w:r>
     </w:p>
     <w:p>
@@ -5850,7 +5850,7 @@
           <w:rFonts w:ascii="Times New Roman" w:hAnsi="Times New Roman" w:eastAsia="Times New Roman" w:cs="Times New Roman"/>
           <w:sz w:val="19"/>
         </w:rPr>
-        <w:t xml:space="preserve">(Chapter 17, Section (7) Ultrasound - cp1e_ex17_7)</w:t>
+        <w:t>(Chapter 17, Section (7) Ultrasound - cp1e_ex17_7)</w:t>
       </w:r>
     </w:p>
     <w:p>
@@ -6247,7 +6247,7 @@
           <w:rFonts w:ascii="Times New Roman" w:hAnsi="Times New Roman" w:eastAsia="Times New Roman" w:cs="Times New Roman"/>
           <w:sz w:val="19"/>
         </w:rPr>
-        <w:t xml:space="preserve">ANSWER: ____________________________</w:t>
+        <w:t>ANSWER: ____________________________</w:t>
       </w:r>
       <w:r>
         <w:rPr>
@@ -6293,7 +6293,7 @@
           <w:rFonts w:ascii="Times New Roman" w:hAnsi="Times New Roman" w:eastAsia="Times New Roman" w:cs="Times New Roman"/>
           <w:sz w:val="19"/>
         </w:rPr>
-        <w:t xml:space="preserve">Suppose a</w:t>
+        <w:t>Suppose a</w:t>
       </w:r>
       <w:r>
         <w:rPr>
@@ -6326,7 +6326,7 @@
           <w:rFonts w:ascii="Times New Roman" w:hAnsi="Times New Roman" w:eastAsia="Times New Roman" w:cs="Times New Roman"/>
           <w:sz w:val="19"/>
         </w:rPr>
-        <w:t xml:space="preserve">object is connected to a horizontal spring. There is friction between the object and the surface, and the coefficient of kinetic friction</w:t>
+        <w:t>object is connected to a horizontal spring. There is friction between the object and the surface, and the coefficient of kinetic friction</w:t>
       </w:r>
       <w:r>
         <w:rPr>
@@ -6361,7 +6361,7 @@
           <w:rFonts w:ascii="Times New Roman" w:hAnsi="Times New Roman" w:eastAsia="Times New Roman" w:cs="Times New Roman"/>
           <w:sz w:val="19"/>
         </w:rPr>
-        <w:t xml:space="preserve">is</w:t>
+        <w:t>is</w:t>
       </w:r>
       <w:r>
         <w:rPr>
@@ -6380,7 +6380,7 @@
           <w:rFonts w:ascii="Times New Roman" w:hAnsi="Times New Roman" w:eastAsia="Times New Roman" w:cs="Times New Roman"/>
           <w:sz w:val="19"/>
         </w:rPr>
-        <w:t xml:space="preserve">. What total distance does the object travel if it is released from rest at a distance of</w:t>
+        <w:t>. What total distance does the object travel if it is released from rest at a distance of</w:t>
       </w:r>
       <w:r>
         <w:rPr>
@@ -6422,7 +6422,7 @@
           <w:rFonts w:ascii="Times New Roman" w:hAnsi="Times New Roman" w:eastAsia="Times New Roman" w:cs="Times New Roman"/>
           <w:sz w:val="19"/>
         </w:rPr>
-        <w:t xml:space="preserve">from its equilibrium position? The force constant of the spring is</w:t>
+        <w:t>from its equilibrium position? The force constant of the spring is</w:t>
       </w:r>
       <w:r>
         <w:rPr>
@@ -6467,7 +6467,7 @@
           <w:rFonts w:ascii="Times New Roman" w:hAnsi="Times New Roman" w:eastAsia="Times New Roman" w:cs="Times New Roman"/>
           <w:sz w:val="19"/>
         </w:rPr>
-        <w:t xml:space="preserve">.</w:t>
+        <w:t>.</w:t>
       </w:r>
     </w:p>
     <w:p>
@@ -6483,7 +6483,7 @@
           <w:rFonts w:ascii="Times New Roman" w:hAnsi="Times New Roman" w:eastAsia="Times New Roman" w:cs="Times New Roman"/>
           <w:sz w:val="19"/>
         </w:rPr>
-        <w:t xml:space="preserve">(Chapter 16, Section (7) Damped Harmonic Motion - cp1e_ex16_7)</w:t>
+        <w:t>(Chapter 16, Section (7) Damped Harmonic Motion - cp1e_ex16_7)</w:t>
       </w:r>
     </w:p>
     <w:p>
@@ -6880,7 +6880,7 @@
           <w:rFonts w:ascii="Times New Roman" w:hAnsi="Times New Roman" w:eastAsia="Times New Roman" w:cs="Times New Roman"/>
           <w:sz w:val="19"/>
         </w:rPr>
-        <w:t xml:space="preserve">ANSWER: ____________________________</w:t>
+        <w:t>ANSWER: ____________________________</w:t>
       </w:r>
       <w:r>
         <w:rPr>
@@ -6926,7 +6926,7 @@
           <w:rFonts w:ascii="Times New Roman" w:hAnsi="Times New Roman" w:eastAsia="Times New Roman" w:cs="Times New Roman"/>
           <w:sz w:val="19"/>
         </w:rPr>
-        <w:t xml:space="preserve">Suppose a train sounding its</w:t>
+        <w:t>Suppose a train sounding its</w:t>
       </w:r>
       <w:r>
         <w:rPr>
@@ -6965,7 +6965,7 @@
           <w:rFonts w:ascii="Times New Roman" w:hAnsi="Times New Roman" w:eastAsia="Times New Roman" w:cs="Times New Roman"/>
           <w:sz w:val="19"/>
         </w:rPr>
-        <w:t xml:space="preserve">horn is moving at</w:t>
+        <w:t>horn is moving at</w:t>
       </w:r>
       <w:r>
         <w:rPr>
@@ -7010,7 +7010,7 @@
           <w:rFonts w:ascii="Times New Roman" w:hAnsi="Times New Roman" w:eastAsia="Times New Roman" w:cs="Times New Roman"/>
           <w:sz w:val="19"/>
         </w:rPr>
-        <w:t xml:space="preserve">. What frequency does a person standing by the tracks hear as the train approaches? Given this particular day’s temperature, the speed of sound is</w:t>
+        <w:t>. What frequency does a person standing by the tracks hear as the train approaches? Given this particular day’s temperature, the speed of sound is</w:t>
       </w:r>
       <w:r>
         <w:rPr>
@@ -7061,7 +7061,7 @@
           <w:rFonts w:ascii="Times New Roman" w:hAnsi="Times New Roman" w:eastAsia="Times New Roman" w:cs="Times New Roman"/>
           <w:sz w:val="19"/>
         </w:rPr>
-        <w:t xml:space="preserve">.</w:t>
+        <w:t>.</w:t>
       </w:r>
     </w:p>
     <w:p>
@@ -7077,7 +7077,7 @@
           <w:rFonts w:ascii="Times New Roman" w:hAnsi="Times New Roman" w:eastAsia="Times New Roman" w:cs="Times New Roman"/>
           <w:sz w:val="19"/>
         </w:rPr>
-        <w:t xml:space="preserve">(Chapter 17, Section (4) Doppler Effect and Sonic Booms - cp1e_ex17_4)</w:t>
+        <w:t>(Chapter 17, Section (4) Doppler Effect and Sonic Booms - cp1e_ex17_4)</w:t>
       </w:r>
     </w:p>
     <w:p>
@@ -7474,7 +7474,7 @@
           <w:rFonts w:ascii="Times New Roman" w:hAnsi="Times New Roman" w:eastAsia="Times New Roman" w:cs="Times New Roman"/>
           <w:sz w:val="19"/>
         </w:rPr>
-        <w:t xml:space="preserve">ANSWER: ____________________________</w:t>
+        <w:t>ANSWER: ____________________________</w:t>
       </w:r>
       <w:r>
         <w:rPr>
@@ -7517,7 +7517,7 @@
           <w:rFonts w:ascii="Times New Roman" w:hAnsi="Times New Roman" w:eastAsia="Times New Roman" w:cs="Times New Roman"/>
           <w:sz w:val="19"/>
         </w:rPr>
-        <w:t xml:space="preserve">cp1e: College Physics (1st Edition) by OpenStax</w:t>
+        <w:t>cp1e: College Physics (1st Edition) by OpenStax</w:t>
       </w:r>
     </w:p>
     <w:p>
@@ -7530,7 +7530,7 @@
           <w:rFonts w:ascii="Times New Roman" w:hAnsi="Times New Roman" w:eastAsia="Times New Roman" w:cs="Times New Roman"/>
           <w:sz w:val="19"/>
         </w:rPr>
-        <w:t xml:space="preserve">PSE_Serway_4e: Physics for Scientists and Engineers (4th Edition) by Serway</w:t>
+        <w:t>PSE_Serway_4e: Physics for Scientists and Engineers (4th Edition) by Serway</w:t>
       </w:r>
     </w:p>
     <w:p>
@@ -7543,7 +7543,7 @@
           <w:rFonts w:ascii="Times New Roman" w:hAnsi="Times New Roman" w:eastAsia="Times New Roman" w:cs="Times New Roman"/>
           <w:sz w:val="19"/>
         </w:rPr>
-        <w:t xml:space="preserve">tkd: I did not refer to anything while writing this question</w:t>
+        <w:t>tkd: I did not refer to anything while writing this question</w:t>
       </w:r>
     </w:p>
     <w:sectPr>

--- a/courses/phy214/practice-exams/e1/phy214-practice-exam-1-ch-16-17-v1.docx
+++ b/courses/phy214/practice-exams/e1/phy214-practice-exam-1-ch-16-17-v1.docx
@@ -12,7 +12,7 @@
           <w:rFonts w:ascii="Times New Roman" w:hAnsi="Times New Roman" w:eastAsia="Times New Roman" w:cs="Times New Roman"/>
           <w:sz w:val="19"/>
         </w:rPr>
-        <w:t>PHY202 Practice Exam on chapter(s): 16, 17</w:t>
+        <w:t xml:space="preserve">PHY202 Practice Exam on chapter(s): 16, 17</w:t>
       </w:r>
     </w:p>
     <w:p>
@@ -38,7 +38,7 @@
           <w:rFonts w:ascii="Times New Roman" w:hAnsi="Times New Roman" w:eastAsia="Times New Roman" w:cs="Times New Roman"/>
           <w:sz w:val="19"/>
         </w:rPr>
-        <w:t>Name:_____________________________________________________________________</w:t>
+        <w:t xml:space="preserve">Name:_____________________________________________________________________</w:t>
       </w:r>
     </w:p>
     <w:p>
@@ -64,7 +64,7 @@
           <w:rFonts w:ascii="Times New Roman" w:hAnsi="Times New Roman" w:eastAsia="Times New Roman" w:cs="Times New Roman"/>
           <w:sz w:val="19"/>
         </w:rPr>
-        <w:t>These questions assess your understanding of the material from Chapters 16, 17 of OpenStax College Physics. Please write your name on the sheets of paper that you use. Carefully read each question. Credit is only awarded if you answer correctly and clearly show all major steps necessary to find your answer; credit is not awarded for missing work, unclear work, or the use of memorized equations absent from the equation sheet. Half credit may be awarded for insufficient work that suggests some degree of understanding. Half credit is awarded for correct numerical answers with incorrect or missing units.</w:t>
+        <w:t xml:space="preserve">These questions assess your understanding of the material from Chapters 16, 17 of OpenStax College Physics. Please write your name on the sheets of paper that you use. Carefully read each question. Credit is only awarded if you answer correctly and clearly show all major steps necessary to find your answer; credit is not awarded for missing work, unclear work, or the use of memorized equations absent from the equation sheet. Half credit may be awarded for insufficient work that suggests some degree of understanding. Half credit is awarded for correct numerical answers with incorrect or missing units.</w:t>
       </w:r>
     </w:p>
     <w:p>
@@ -90,7 +90,7 @@
           <w:rFonts w:ascii="Times New Roman" w:hAnsi="Times New Roman" w:eastAsia="Times New Roman" w:cs="Times New Roman"/>
           <w:sz w:val="19"/>
         </w:rPr>
-        <w:t>Note that I provide references on practice exams so you can find additional help if you cannot solve a problem; I do not give this information on in-class exams. The related chapter and section are provided after each question. E.g. "(Chapter 18, Section (5) Electric Field Lines - cp1e_ex18_4)" means that the question was inspired by OpenStax College Physics First Edition’s Chapter 18, Example 4, which is found within Chapter 18, Section 5. See the end of this practice exam for a list of the sources.</w:t>
+        <w:t xml:space="preserve">Note that I provide references on practice exams so you can find additional help if you cannot solve a problem; I do not give this information on in-class exams. The related chapter and section are provided after each question. E.g. "(Chapter 18, Section (5) Electric Field Lines - cp1e_ex18_4)" means that the question was inspired by OpenStax College Physics First Edition’s Chapter 18, Example 4, which is found within Chapter 18, Section 5. See the end of this practice exam for a list of the sources.</w:t>
       </w:r>
     </w:p>
     <w:p>
@@ -119,7 +119,7 @@
           <w:rFonts w:ascii="Times New Roman" w:hAnsi="Times New Roman" w:eastAsia="Times New Roman" w:cs="Times New Roman"/>
           <w:sz w:val="19"/>
         </w:rPr>
-        <w:t>Calculate the sound intensity level in decibels for a sound wave traveling in air at 0.70</w:t>
+        <w:t xml:space="preserve">Calculate the sound intensity level in decibels for a sound wave traveling in air at 0.70</w:t>
       </w:r>
       <m:oMath>
         <m:sSup>
@@ -143,7 +143,7 @@
           <w:rFonts w:ascii="Times New Roman" w:hAnsi="Times New Roman" w:eastAsia="Times New Roman" w:cs="Times New Roman"/>
           <w:sz w:val="19"/>
         </w:rPr>
-        <w:t>C with a pressure amplitude of</w:t>
+        <w:t xml:space="preserve">C with a pressure amplitude of</w:t>
       </w:r>
       <w:r>
         <w:rPr>
@@ -172,7 +172,7 @@
           <w:rFonts w:ascii="Times New Roman" w:hAnsi="Times New Roman" w:eastAsia="Times New Roman" w:cs="Times New Roman"/>
           <w:sz w:val="19"/>
         </w:rPr>
-        <w:t>. Recall that the density of air is</w:t>
+        <w:t xml:space="preserve">. Recall that the density of air is</w:t>
       </w:r>
       <w:r>
         <w:rPr>
@@ -233,7 +233,7 @@
           <w:rFonts w:ascii="Times New Roman" w:hAnsi="Times New Roman" w:eastAsia="Times New Roman" w:cs="Times New Roman"/>
           <w:sz w:val="19"/>
         </w:rPr>
-        <w:t>and the speed of sound in air at 0</w:t>
+        <w:t xml:space="preserve">and the speed of sound in air at 0</w:t>
       </w:r>
       <m:oMath>
         <m:sSup>
@@ -257,7 +257,7 @@
           <w:rFonts w:ascii="Times New Roman" w:hAnsi="Times New Roman" w:eastAsia="Times New Roman" w:cs="Times New Roman"/>
           <w:sz w:val="19"/>
         </w:rPr>
-        <w:t>C is</w:t>
+        <w:t xml:space="preserve">C is</w:t>
       </w:r>
       <w:r>
         <w:rPr>
@@ -302,7 +302,7 @@
           <w:rFonts w:ascii="Times New Roman" w:hAnsi="Times New Roman" w:eastAsia="Times New Roman" w:cs="Times New Roman"/>
           <w:sz w:val="19"/>
         </w:rPr>
-        <w:t>.</w:t>
+        <w:t xml:space="preserve">.</w:t>
       </w:r>
     </w:p>
     <w:p>
@@ -318,7 +318,7 @@
           <w:rFonts w:ascii="Times New Roman" w:hAnsi="Times New Roman" w:eastAsia="Times New Roman" w:cs="Times New Roman"/>
           <w:sz w:val="19"/>
         </w:rPr>
-        <w:t>(Chapter 17, Section (3) Sound Intensity and Sound Level - cp1e_ex17_2)</w:t>
+        <w:t xml:space="preserve">(Chapter 17, Section (3) Sound Intensity and Sound Level - cp1e_ex17_2)</w:t>
       </w:r>
     </w:p>
     <w:p>
@@ -715,7 +715,7 @@
           <w:rFonts w:ascii="Times New Roman" w:hAnsi="Times New Roman" w:eastAsia="Times New Roman" w:cs="Times New Roman"/>
           <w:sz w:val="19"/>
         </w:rPr>
-        <w:t>ANSWER: ____________________________</w:t>
+        <w:t xml:space="preserve">ANSWER: ____________________________</w:t>
       </w:r>
       <w:r>
         <w:rPr>
@@ -761,7 +761,7 @@
           <w:rFonts w:ascii="Times New Roman" w:hAnsi="Times New Roman" w:eastAsia="Times New Roman" w:cs="Times New Roman"/>
           <w:sz w:val="19"/>
         </w:rPr>
-        <w:t>Suppose that a</w:t>
+        <w:t xml:space="preserve">Suppose that a</w:t>
       </w:r>
       <w:r>
         <w:rPr>
@@ -812,7 +812,7 @@
           <w:rFonts w:ascii="Times New Roman" w:hAnsi="Times New Roman" w:eastAsia="Times New Roman" w:cs="Times New Roman"/>
           <w:sz w:val="19"/>
         </w:rPr>
-        <w:t>car has a suspension system with a force constant</w:t>
+        <w:t xml:space="preserve">car has a suspension system with a force constant</w:t>
       </w:r>
       <w:r>
         <w:rPr>
@@ -875,7 +875,7 @@
           <w:rFonts w:ascii="Times New Roman" w:hAnsi="Times New Roman" w:eastAsia="Times New Roman" w:cs="Times New Roman"/>
           <w:sz w:val="19"/>
         </w:rPr>
-        <w:t>. If the car hits a bump and bounces with an amplitude of</w:t>
+        <w:t xml:space="preserve">. If the car hits a bump and bounces with an amplitude of</w:t>
       </w:r>
       <w:r>
         <w:rPr>
@@ -904,7 +904,7 @@
           <w:rFonts w:ascii="Times New Roman" w:hAnsi="Times New Roman" w:eastAsia="Times New Roman" w:cs="Times New Roman"/>
           <w:sz w:val="19"/>
         </w:rPr>
-        <w:t>, then what is its maximum vertical velocity assuming no damping occurs?</w:t>
+        <w:t xml:space="preserve">, then what is its maximum vertical velocity assuming no damping occurs?</w:t>
       </w:r>
     </w:p>
     <w:p>
@@ -920,7 +920,7 @@
           <w:rFonts w:ascii="Times New Roman" w:hAnsi="Times New Roman" w:eastAsia="Times New Roman" w:cs="Times New Roman"/>
           <w:sz w:val="19"/>
         </w:rPr>
-        <w:t>(Chapter 16, Section (5) Energy and the Simple Harmonic Oscillator - cp1e_ex16_6)</w:t>
+        <w:t xml:space="preserve">(Chapter 16, Section (5) Energy and the Simple Harmonic Oscillator - cp1e_ex16_6)</w:t>
       </w:r>
     </w:p>
     <w:p>
@@ -1317,7 +1317,7 @@
           <w:rFonts w:ascii="Times New Roman" w:hAnsi="Times New Roman" w:eastAsia="Times New Roman" w:cs="Times New Roman"/>
           <w:sz w:val="19"/>
         </w:rPr>
-        <w:t>ANSWER: ____________________________</w:t>
+        <w:t xml:space="preserve">ANSWER: ____________________________</w:t>
       </w:r>
       <w:r>
         <w:rPr>
@@ -1363,7 +1363,7 @@
           <w:rFonts w:ascii="Times New Roman" w:hAnsi="Times New Roman" w:eastAsia="Times New Roman" w:cs="Times New Roman"/>
           <w:sz w:val="19"/>
         </w:rPr>
-        <w:t>If the shock absorbers in a car go bad, then the car will oscillate at the smallest provocation, such as when going over bumps in the road and after stopping. Calculate the period of oscillations for a car with shoddy shock absorbers if the car’s total mass is</w:t>
+        <w:t xml:space="preserve">If the shock absorbers in a car go bad, then the car will oscillate at the smallest provocation, such as when going over bumps in the road and after stopping. Calculate the period of oscillations for a car with shoddy shock absorbers if the car’s total mass is</w:t>
       </w:r>
       <w:r>
         <w:rPr>
@@ -1417,7 +1417,7 @@
           <w:rFonts w:ascii="Times New Roman" w:hAnsi="Times New Roman" w:eastAsia="Times New Roman" w:cs="Times New Roman"/>
           <w:sz w:val="19"/>
         </w:rPr>
-        <w:t>and the force constant of the suspension system is</w:t>
+        <w:t xml:space="preserve">and the force constant of the suspension system is</w:t>
       </w:r>
       <w:r>
         <w:rPr>
@@ -1480,7 +1480,7 @@
           <w:rFonts w:ascii="Times New Roman" w:hAnsi="Times New Roman" w:eastAsia="Times New Roman" w:cs="Times New Roman"/>
           <w:sz w:val="19"/>
         </w:rPr>
-        <w:t>.</w:t>
+        <w:t xml:space="preserve">.</w:t>
       </w:r>
     </w:p>
     <w:p>
@@ -1496,7 +1496,7 @@
           <w:rFonts w:ascii="Times New Roman" w:hAnsi="Times New Roman" w:eastAsia="Times New Roman" w:cs="Times New Roman"/>
           <w:sz w:val="19"/>
         </w:rPr>
-        <w:t>(Chapter 16, Section (3) Simple Harmonic Motion - cp1e_ex16_4)</w:t>
+        <w:t xml:space="preserve">(Chapter 16, Section (3) Simple Harmonic Motion - cp1e_ex16_4)</w:t>
       </w:r>
     </w:p>
     <w:p>
@@ -1893,7 +1893,7 @@
           <w:rFonts w:ascii="Times New Roman" w:hAnsi="Times New Roman" w:eastAsia="Times New Roman" w:cs="Times New Roman"/>
           <w:sz w:val="19"/>
         </w:rPr>
-        <w:t>ANSWER: ____________________________</w:t>
+        <w:t xml:space="preserve">ANSWER: ____________________________</w:t>
       </w:r>
       <w:r>
         <w:rPr>
@@ -1939,7 +1939,7 @@
           <w:rFonts w:ascii="Times New Roman" w:hAnsi="Times New Roman" w:eastAsia="Times New Roman" w:cs="Times New Roman"/>
           <w:sz w:val="19"/>
         </w:rPr>
-        <w:t>Suppose you have a tube that is closed at one end. Its length is</w:t>
+        <w:t xml:space="preserve">Suppose you have a tube that is closed at one end. Its length is</w:t>
       </w:r>
       <w:r>
         <w:rPr>
@@ -1975,7 +1975,7 @@
           <w:rFonts w:ascii="Times New Roman" w:hAnsi="Times New Roman" w:eastAsia="Times New Roman" w:cs="Times New Roman"/>
           <w:sz w:val="19"/>
         </w:rPr>
-        <w:t>and the air temperature is 0.21</w:t>
+        <w:t xml:space="preserve">and the air temperature is 0.21</w:t>
       </w:r>
       <m:oMath>
         <m:sSup>
@@ -1999,7 +1999,7 @@
           <w:rFonts w:ascii="Times New Roman" w:hAnsi="Times New Roman" w:eastAsia="Times New Roman" w:cs="Times New Roman"/>
           <w:sz w:val="19"/>
         </w:rPr>
-        <w:t>C. What is the frequency of its second overtone?</w:t>
+        <w:t xml:space="preserve">C. What is the frequency of its second overtone?</w:t>
       </w:r>
     </w:p>
     <w:p>
@@ -2015,7 +2015,7 @@
           <w:rFonts w:ascii="Times New Roman" w:hAnsi="Times New Roman" w:eastAsia="Times New Roman" w:cs="Times New Roman"/>
           <w:sz w:val="19"/>
         </w:rPr>
-        <w:t>(Chapter 17, Section (5) Sound Interference and Resonance: Standing Waves in Air Columns - cp1e_ex17_5b)</w:t>
+        <w:t xml:space="preserve">(Chapter 17, Section (5) Sound Interference and Resonance: Standing Waves in Air Columns - cp1e_ex17_5b)</w:t>
       </w:r>
     </w:p>
     <w:p>
@@ -2412,7 +2412,7 @@
           <w:rFonts w:ascii="Times New Roman" w:hAnsi="Times New Roman" w:eastAsia="Times New Roman" w:cs="Times New Roman"/>
           <w:sz w:val="19"/>
         </w:rPr>
-        <w:t>ANSWER: ____________________________</w:t>
+        <w:t xml:space="preserve">ANSWER: ____________________________</w:t>
       </w:r>
       <w:r>
         <w:rPr>
@@ -2458,7 +2458,7 @@
           <w:rFonts w:ascii="Times New Roman" w:hAnsi="Times New Roman" w:eastAsia="Times New Roman" w:cs="Times New Roman"/>
           <w:sz w:val="19"/>
         </w:rPr>
-        <w:t>When Sarah gets in her car, it lowers by</w:t>
+        <w:t xml:space="preserve">When Sarah gets in her car, it lowers by</w:t>
       </w:r>
       <w:r>
         <w:rPr>
@@ -2487,7 +2487,7 @@
           <w:rFonts w:ascii="Times New Roman" w:hAnsi="Times New Roman" w:eastAsia="Times New Roman" w:cs="Times New Roman"/>
           <w:sz w:val="19"/>
         </w:rPr>
-        <w:t>. If Sarah’s mass is</w:t>
+        <w:t xml:space="preserve">. If Sarah’s mass is</w:t>
       </w:r>
       <w:r>
         <w:rPr>
@@ -2522,7 +2522,7 @@
           <w:rFonts w:ascii="Times New Roman" w:hAnsi="Times New Roman" w:eastAsia="Times New Roman" w:cs="Times New Roman"/>
           <w:sz w:val="19"/>
         </w:rPr>
-        <w:t>, then what is the force constant of her car’s suspension system?</w:t>
+        <w:t xml:space="preserve">, then what is the force constant of her car’s suspension system?</w:t>
       </w:r>
     </w:p>
     <w:p>
@@ -2538,7 +2538,7 @@
           <w:rFonts w:ascii="Times New Roman" w:hAnsi="Times New Roman" w:eastAsia="Times New Roman" w:cs="Times New Roman"/>
           <w:sz w:val="19"/>
         </w:rPr>
-        <w:t>(Chapter 16, Section (1) Hooke’s Law - cp1e_ex16_1)</w:t>
+        <w:t xml:space="preserve">(Chapter 16, Section (1) Hooke’s Law - cp1e_ex16_1)</w:t>
       </w:r>
     </w:p>
     <w:p>
@@ -2935,7 +2935,7 @@
           <w:rFonts w:ascii="Times New Roman" w:hAnsi="Times New Roman" w:eastAsia="Times New Roman" w:cs="Times New Roman"/>
           <w:sz w:val="19"/>
         </w:rPr>
-        <w:t>ANSWER: ____________________________</w:t>
+        <w:t xml:space="preserve">ANSWER: ____________________________</w:t>
       </w:r>
       <w:r>
         <w:rPr>
@@ -2981,7 +2981,7 @@
           <w:rFonts w:ascii="Times New Roman" w:hAnsi="Times New Roman" w:eastAsia="Times New Roman" w:cs="Times New Roman"/>
           <w:sz w:val="19"/>
         </w:rPr>
-        <w:t>How much energy is stored in the spring of a toy gun that has a force constant of</w:t>
+        <w:t xml:space="preserve">How much energy is stored in the spring of a toy gun that has a force constant of</w:t>
       </w:r>
       <w:r>
         <w:rPr>
@@ -3033,7 +3033,7 @@
           <w:rFonts w:ascii="Times New Roman" w:hAnsi="Times New Roman" w:eastAsia="Times New Roman" w:cs="Times New Roman"/>
           <w:sz w:val="19"/>
         </w:rPr>
-        <w:t>and is compressed</w:t>
+        <w:t xml:space="preserve">and is compressed</w:t>
       </w:r>
       <w:r>
         <w:rPr>
@@ -3062,7 +3062,7 @@
           <w:rFonts w:ascii="Times New Roman" w:hAnsi="Times New Roman" w:eastAsia="Times New Roman" w:cs="Times New Roman"/>
           <w:sz w:val="19"/>
         </w:rPr>
-        <w:t>?</w:t>
+        <w:t xml:space="preserve">?</w:t>
       </w:r>
     </w:p>
     <w:p>
@@ -3078,7 +3078,7 @@
           <w:rFonts w:ascii="Times New Roman" w:hAnsi="Times New Roman" w:eastAsia="Times New Roman" w:cs="Times New Roman"/>
           <w:sz w:val="19"/>
         </w:rPr>
-        <w:t>(Chapter 16, Section (1) Hooke’s Law - cp1e_ex16_2)</w:t>
+        <w:t xml:space="preserve">(Chapter 16, Section (1) Hooke’s Law - cp1e_ex16_2)</w:t>
       </w:r>
     </w:p>
     <w:p>
@@ -3475,7 +3475,7 @@
           <w:rFonts w:ascii="Times New Roman" w:hAnsi="Times New Roman" w:eastAsia="Times New Roman" w:cs="Times New Roman"/>
           <w:sz w:val="19"/>
         </w:rPr>
-        <w:t>ANSWER: ____________________________</w:t>
+        <w:t xml:space="preserve">ANSWER: ____________________________</w:t>
       </w:r>
       <w:r>
         <w:rPr>
@@ -3521,7 +3521,7 @@
           <w:rFonts w:ascii="Times New Roman" w:hAnsi="Times New Roman" w:eastAsia="Times New Roman" w:cs="Times New Roman"/>
           <w:sz w:val="19"/>
         </w:rPr>
-        <w:t>A medical imaging device produces ultrasound by oscillating with a period of</w:t>
+        <w:t xml:space="preserve">A medical imaging device produces ultrasound by oscillating with a period of</w:t>
       </w:r>
       <w:r>
         <w:rPr>
@@ -3550,7 +3550,7 @@
           <w:rFonts w:ascii="Times New Roman" w:hAnsi="Times New Roman" w:eastAsia="Times New Roman" w:cs="Times New Roman"/>
           <w:sz w:val="19"/>
         </w:rPr>
-        <w:t>. What is the frequency of this oscillation?</w:t>
+        <w:t xml:space="preserve">. What is the frequency of this oscillation?</w:t>
       </w:r>
     </w:p>
     <w:p>
@@ -3566,7 +3566,7 @@
           <w:rFonts w:ascii="Times New Roman" w:hAnsi="Times New Roman" w:eastAsia="Times New Roman" w:cs="Times New Roman"/>
           <w:sz w:val="19"/>
         </w:rPr>
-        <w:t>(Chapter 16, Section (2) Period and Frequency in Oscillations - cp1e_ex16_3)</w:t>
+        <w:t xml:space="preserve">(Chapter 16, Section (2) Period and Frequency in Oscillations - cp1e_ex16_3)</w:t>
       </w:r>
     </w:p>
     <w:p>
@@ -3963,7 +3963,7 @@
           <w:rFonts w:ascii="Times New Roman" w:hAnsi="Times New Roman" w:eastAsia="Times New Roman" w:cs="Times New Roman"/>
           <w:sz w:val="19"/>
         </w:rPr>
-        <w:t>ANSWER: ____________________________</w:t>
+        <w:t xml:space="preserve">ANSWER: ____________________________</w:t>
       </w:r>
       <w:r>
         <w:rPr>
@@ -4009,7 +4009,7 @@
           <w:rFonts w:ascii="Times New Roman" w:hAnsi="Times New Roman" w:eastAsia="Times New Roman" w:cs="Times New Roman"/>
           <w:sz w:val="19"/>
         </w:rPr>
-        <w:t>A sonar echo returns to a submarine</w:t>
+        <w:t xml:space="preserve">A sonar echo returns to a submarine</w:t>
       </w:r>
       <w:r>
         <w:rPr>
@@ -4045,7 +4045,7 @@
           <w:rFonts w:ascii="Times New Roman" w:hAnsi="Times New Roman" w:eastAsia="Times New Roman" w:cs="Times New Roman"/>
           <w:sz w:val="19"/>
         </w:rPr>
-        <w:t>after being emitted from the submarine. What is the distance from the submarine to the object, given that the speed of sound in this water is</w:t>
+        <w:t xml:space="preserve">after being emitted from the submarine. What is the distance from the submarine to the object, given that the speed of sound in this water is</w:t>
       </w:r>
       <w:r>
         <w:rPr>
@@ -4090,7 +4090,7 @@
           <w:rFonts w:ascii="Times New Roman" w:hAnsi="Times New Roman" w:eastAsia="Times New Roman" w:cs="Times New Roman"/>
           <w:sz w:val="19"/>
         </w:rPr>
-        <w:t>?</w:t>
+        <w:t xml:space="preserve">?</w:t>
       </w:r>
     </w:p>
     <w:p>
@@ -4106,7 +4106,7 @@
           <w:rFonts w:ascii="Times New Roman" w:hAnsi="Times New Roman" w:eastAsia="Times New Roman" w:cs="Times New Roman"/>
           <w:sz w:val="19"/>
         </w:rPr>
-        <w:t>(Chapter 17, Section (2) Speed of Sound, Frequency, Wavelength - cp1e_17.8)</w:t>
+        <w:t xml:space="preserve">(Chapter 17, Section (2) Speed of Sound, Frequency, Wavelength - cp1e_17.8)</w:t>
       </w:r>
     </w:p>
     <w:p>
@@ -4503,7 +4503,7 @@
           <w:rFonts w:ascii="Times New Roman" w:hAnsi="Times New Roman" w:eastAsia="Times New Roman" w:cs="Times New Roman"/>
           <w:sz w:val="19"/>
         </w:rPr>
-        <w:t>ANSWER: ____________________________</w:t>
+        <w:t xml:space="preserve">ANSWER: ____________________________</w:t>
       </w:r>
       <w:r>
         <w:rPr>
@@ -4549,7 +4549,7 @@
           <w:rFonts w:ascii="Times New Roman" w:hAnsi="Times New Roman" w:eastAsia="Times New Roman" w:cs="Times New Roman"/>
           <w:sz w:val="19"/>
         </w:rPr>
-        <w:t>Suppose you have a tube that is closed at one end. If you want its fundamental frequency to be</w:t>
+        <w:t xml:space="preserve">Suppose you have a tube that is closed at one end. If you want its fundamental frequency to be</w:t>
       </w:r>
       <w:r>
         <w:rPr>
@@ -4591,7 +4591,7 @@
           <w:rFonts w:ascii="Times New Roman" w:hAnsi="Times New Roman" w:eastAsia="Times New Roman" w:cs="Times New Roman"/>
           <w:sz w:val="19"/>
         </w:rPr>
-        <w:t>and the air temperature is 0.87</w:t>
+        <w:t xml:space="preserve">and the air temperature is 0.87</w:t>
       </w:r>
       <m:oMath>
         <m:sSup>
@@ -4615,7 +4615,7 @@
           <w:rFonts w:ascii="Times New Roman" w:hAnsi="Times New Roman" w:eastAsia="Times New Roman" w:cs="Times New Roman"/>
           <w:sz w:val="19"/>
         </w:rPr>
-        <w:t>C, then what should the length of the tube be?</w:t>
+        <w:t xml:space="preserve">C, then what should the length of the tube be?</w:t>
       </w:r>
     </w:p>
     <w:p>
@@ -4631,7 +4631,7 @@
           <w:rFonts w:ascii="Times New Roman" w:hAnsi="Times New Roman" w:eastAsia="Times New Roman" w:cs="Times New Roman"/>
           <w:sz w:val="19"/>
         </w:rPr>
-        <w:t>(Chapter 17, Section (5) Sound Interference and Resonance: Standing Waves in Air Columns - cp1e_ex17_5a)</w:t>
+        <w:t xml:space="preserve">(Chapter 17, Section (5) Sound Interference and Resonance: Standing Waves in Air Columns - cp1e_ex17_5a)</w:t>
       </w:r>
     </w:p>
     <w:p>
@@ -5028,7 +5028,7 @@
           <w:rFonts w:ascii="Times New Roman" w:hAnsi="Times New Roman" w:eastAsia="Times New Roman" w:cs="Times New Roman"/>
           <w:sz w:val="19"/>
         </w:rPr>
-        <w:t>ANSWER: ____________________________</w:t>
+        <w:t xml:space="preserve">ANSWER: ____________________________</w:t>
       </w:r>
       <w:r>
         <w:rPr>
@@ -5074,7 +5074,7 @@
           <w:rFonts w:ascii="Times New Roman" w:hAnsi="Times New Roman" w:eastAsia="Times New Roman" w:cs="Times New Roman"/>
           <w:sz w:val="19"/>
         </w:rPr>
-        <w:t>What is the length of a pendulum that has a period of</w:t>
+        <w:t xml:space="preserve">What is the length of a pendulum that has a period of</w:t>
       </w:r>
       <w:r>
         <w:rPr>
@@ -5103,7 +5103,7 @@
           <w:rFonts w:ascii="Times New Roman" w:hAnsi="Times New Roman" w:eastAsia="Times New Roman" w:cs="Times New Roman"/>
           <w:sz w:val="19"/>
         </w:rPr>
-        <w:t>?</w:t>
+        <w:t xml:space="preserve">?</w:t>
       </w:r>
     </w:p>
     <w:p>
@@ -5119,7 +5119,7 @@
           <w:rFonts w:ascii="Times New Roman" w:hAnsi="Times New Roman" w:eastAsia="Times New Roman" w:cs="Times New Roman"/>
           <w:sz w:val="19"/>
         </w:rPr>
-        <w:t>(Chapter 16, Section (4) Simple Pendulum - cp1e_problem16_22)</w:t>
+        <w:t xml:space="preserve">(Chapter 16, Section (4) Simple Pendulum - cp1e_problem16_22)</w:t>
       </w:r>
     </w:p>
     <w:p>
@@ -5516,7 +5516,7 @@
           <w:rFonts w:ascii="Times New Roman" w:hAnsi="Times New Roman" w:eastAsia="Times New Roman" w:cs="Times New Roman"/>
           <w:sz w:val="19"/>
         </w:rPr>
-        <w:t>ANSWER: ____________________________</w:t>
+        <w:t xml:space="preserve">ANSWER: ____________________________</w:t>
       </w:r>
       <w:r>
         <w:rPr>
@@ -5562,7 +5562,7 @@
           <w:rFonts w:ascii="Times New Roman" w:hAnsi="Times New Roman" w:eastAsia="Times New Roman" w:cs="Times New Roman"/>
           <w:sz w:val="19"/>
         </w:rPr>
-        <w:t>Ultrasound is transmitted from fat to muscle during a particular medical procedure. Calculate the percentage of the ultrasound’s intensity that is reflected when the ultrasound travels from fat with a density of</w:t>
+        <w:t xml:space="preserve">Ultrasound is transmitted from fat to muscle during a particular medical procedure. Calculate the percentage of the ultrasound’s intensity that is reflected when the ultrasound travels from fat with a density of</w:t>
       </w:r>
       <w:r>
         <w:rPr>
@@ -5629,7 +5629,7 @@
           <w:rFonts w:ascii="Times New Roman" w:hAnsi="Times New Roman" w:eastAsia="Times New Roman" w:cs="Times New Roman"/>
           <w:sz w:val="19"/>
         </w:rPr>
-        <w:t>to muscle tissue with a density of</w:t>
+        <w:t xml:space="preserve">to muscle tissue with a density of</w:t>
       </w:r>
       <w:r>
         <w:rPr>
@@ -5701,7 +5701,7 @@
           <w:rFonts w:ascii="Times New Roman" w:hAnsi="Times New Roman" w:eastAsia="Times New Roman" w:cs="Times New Roman"/>
           <w:sz w:val="19"/>
         </w:rPr>
-        <w:t>. The speed of ultrasound in the fat is</w:t>
+        <w:t xml:space="preserve">. The speed of ultrasound in the fat is</w:t>
       </w:r>
       <w:r>
         <w:rPr>
@@ -5771,7 +5771,7 @@
           <w:rFonts w:ascii="Times New Roman" w:hAnsi="Times New Roman" w:eastAsia="Times New Roman" w:cs="Times New Roman"/>
           <w:sz w:val="19"/>
         </w:rPr>
-        <w:t>and the speed of ultrasound in the muscle tissue is</w:t>
+        <w:t xml:space="preserve">and the speed of ultrasound in the muscle tissue is</w:t>
       </w:r>
       <w:r>
         <w:rPr>
@@ -5834,7 +5834,7 @@
           <w:rFonts w:ascii="Times New Roman" w:hAnsi="Times New Roman" w:eastAsia="Times New Roman" w:cs="Times New Roman"/>
           <w:sz w:val="19"/>
         </w:rPr>
-        <w:t>.</w:t>
+        <w:t xml:space="preserve">.</w:t>
       </w:r>
     </w:p>
     <w:p>
@@ -5850,7 +5850,7 @@
           <w:rFonts w:ascii="Times New Roman" w:hAnsi="Times New Roman" w:eastAsia="Times New Roman" w:cs="Times New Roman"/>
           <w:sz w:val="19"/>
         </w:rPr>
-        <w:t>(Chapter 17, Section (7) Ultrasound - cp1e_ex17_7)</w:t>
+        <w:t xml:space="preserve">(Chapter 17, Section (7) Ultrasound - cp1e_ex17_7)</w:t>
       </w:r>
     </w:p>
     <w:p>
@@ -6247,7 +6247,7 @@
           <w:rFonts w:ascii="Times New Roman" w:hAnsi="Times New Roman" w:eastAsia="Times New Roman" w:cs="Times New Roman"/>
           <w:sz w:val="19"/>
         </w:rPr>
-        <w:t>ANSWER: ____________________________</w:t>
+        <w:t xml:space="preserve">ANSWER: ____________________________</w:t>
       </w:r>
       <w:r>
         <w:rPr>
@@ -6293,7 +6293,7 @@
           <w:rFonts w:ascii="Times New Roman" w:hAnsi="Times New Roman" w:eastAsia="Times New Roman" w:cs="Times New Roman"/>
           <w:sz w:val="19"/>
         </w:rPr>
-        <w:t>Suppose a</w:t>
+        <w:t xml:space="preserve">Suppose a</w:t>
       </w:r>
       <w:r>
         <w:rPr>
@@ -6326,7 +6326,7 @@
           <w:rFonts w:ascii="Times New Roman" w:hAnsi="Times New Roman" w:eastAsia="Times New Roman" w:cs="Times New Roman"/>
           <w:sz w:val="19"/>
         </w:rPr>
-        <w:t>object is connected to a horizontal spring. There is friction between the object and the surface, and the coefficient of kinetic friction</w:t>
+        <w:t xml:space="preserve">object is connected to a horizontal spring. There is friction between the object and the surface, and the coefficient of kinetic friction</w:t>
       </w:r>
       <w:r>
         <w:rPr>
@@ -6361,7 +6361,7 @@
           <w:rFonts w:ascii="Times New Roman" w:hAnsi="Times New Roman" w:eastAsia="Times New Roman" w:cs="Times New Roman"/>
           <w:sz w:val="19"/>
         </w:rPr>
-        <w:t>is</w:t>
+        <w:t xml:space="preserve">is</w:t>
       </w:r>
       <w:r>
         <w:rPr>
@@ -6380,7 +6380,7 @@
           <w:rFonts w:ascii="Times New Roman" w:hAnsi="Times New Roman" w:eastAsia="Times New Roman" w:cs="Times New Roman"/>
           <w:sz w:val="19"/>
         </w:rPr>
-        <w:t>. What total distance does the object travel if it is released from rest at a distance of</w:t>
+        <w:t xml:space="preserve">. What total distance does the object travel if it is released from rest at a distance of</w:t>
       </w:r>
       <w:r>
         <w:rPr>
@@ -6422,7 +6422,7 @@
           <w:rFonts w:ascii="Times New Roman" w:hAnsi="Times New Roman" w:eastAsia="Times New Roman" w:cs="Times New Roman"/>
           <w:sz w:val="19"/>
         </w:rPr>
-        <w:t>from its equilibrium position? The force constant of the spring is</w:t>
+        <w:t xml:space="preserve">from its equilibrium position? The force constant of the spring is</w:t>
       </w:r>
       <w:r>
         <w:rPr>
@@ -6467,7 +6467,7 @@
           <w:rFonts w:ascii="Times New Roman" w:hAnsi="Times New Roman" w:eastAsia="Times New Roman" w:cs="Times New Roman"/>
           <w:sz w:val="19"/>
         </w:rPr>
-        <w:t>.</w:t>
+        <w:t xml:space="preserve">.</w:t>
       </w:r>
     </w:p>
     <w:p>
@@ -6483,7 +6483,7 @@
           <w:rFonts w:ascii="Times New Roman" w:hAnsi="Times New Roman" w:eastAsia="Times New Roman" w:cs="Times New Roman"/>
           <w:sz w:val="19"/>
         </w:rPr>
-        <w:t>(Chapter 16, Section (7) Damped Harmonic Motion - cp1e_ex16_7)</w:t>
+        <w:t xml:space="preserve">(Chapter 16, Section (7) Damped Harmonic Motion - cp1e_ex16_7)</w:t>
       </w:r>
     </w:p>
     <w:p>
@@ -6880,7 +6880,7 @@
           <w:rFonts w:ascii="Times New Roman" w:hAnsi="Times New Roman" w:eastAsia="Times New Roman" w:cs="Times New Roman"/>
           <w:sz w:val="19"/>
         </w:rPr>
-        <w:t>ANSWER: ____________________________</w:t>
+        <w:t xml:space="preserve">ANSWER: ____________________________</w:t>
       </w:r>
       <w:r>
         <w:rPr>
@@ -6926,7 +6926,7 @@
           <w:rFonts w:ascii="Times New Roman" w:hAnsi="Times New Roman" w:eastAsia="Times New Roman" w:cs="Times New Roman"/>
           <w:sz w:val="19"/>
         </w:rPr>
-        <w:t>Suppose a train sounding its</w:t>
+        <w:t xml:space="preserve">Suppose a train sounding its</w:t>
       </w:r>
       <w:r>
         <w:rPr>
@@ -6965,7 +6965,7 @@
           <w:rFonts w:ascii="Times New Roman" w:hAnsi="Times New Roman" w:eastAsia="Times New Roman" w:cs="Times New Roman"/>
           <w:sz w:val="19"/>
         </w:rPr>
-        <w:t>horn is moving at</w:t>
+        <w:t xml:space="preserve">horn is moving at</w:t>
       </w:r>
       <w:r>
         <w:rPr>
@@ -7010,7 +7010,7 @@
           <w:rFonts w:ascii="Times New Roman" w:hAnsi="Times New Roman" w:eastAsia="Times New Roman" w:cs="Times New Roman"/>
           <w:sz w:val="19"/>
         </w:rPr>
-        <w:t>. What frequency does a person standing by the tracks hear as the train approaches? Given this particular day’s temperature, the speed of sound is</w:t>
+        <w:t xml:space="preserve">. What frequency does a person standing by the tracks hear as the train approaches? Given this particular day’s temperature, the speed of sound is</w:t>
       </w:r>
       <w:r>
         <w:rPr>
@@ -7061,7 +7061,7 @@
           <w:rFonts w:ascii="Times New Roman" w:hAnsi="Times New Roman" w:eastAsia="Times New Roman" w:cs="Times New Roman"/>
           <w:sz w:val="19"/>
         </w:rPr>
-        <w:t>.</w:t>
+        <w:t xml:space="preserve">.</w:t>
       </w:r>
     </w:p>
     <w:p>
@@ -7077,7 +7077,7 @@
           <w:rFonts w:ascii="Times New Roman" w:hAnsi="Times New Roman" w:eastAsia="Times New Roman" w:cs="Times New Roman"/>
           <w:sz w:val="19"/>
         </w:rPr>
-        <w:t>(Chapter 17, Section (4) Doppler Effect and Sonic Booms - cp1e_ex17_4)</w:t>
+        <w:t xml:space="preserve">(Chapter 17, Section (4) Doppler Effect and Sonic Booms - cp1e_ex17_4)</w:t>
       </w:r>
     </w:p>
     <w:p>
@@ -7474,7 +7474,7 @@
           <w:rFonts w:ascii="Times New Roman" w:hAnsi="Times New Roman" w:eastAsia="Times New Roman" w:cs="Times New Roman"/>
           <w:sz w:val="19"/>
         </w:rPr>
-        <w:t>ANSWER: ____________________________</w:t>
+        <w:t xml:space="preserve">ANSWER: ____________________________</w:t>
       </w:r>
       <w:r>
         <w:rPr>
@@ -7517,7 +7517,7 @@
           <w:rFonts w:ascii="Times New Roman" w:hAnsi="Times New Roman" w:eastAsia="Times New Roman" w:cs="Times New Roman"/>
           <w:sz w:val="19"/>
         </w:rPr>
-        <w:t>cp1e: College Physics (1st Edition) by OpenStax</w:t>
+        <w:t xml:space="preserve">cp1e: College Physics (1st Edition) by OpenStax</w:t>
       </w:r>
     </w:p>
     <w:p>
@@ -7530,7 +7530,7 @@
           <w:rFonts w:ascii="Times New Roman" w:hAnsi="Times New Roman" w:eastAsia="Times New Roman" w:cs="Times New Roman"/>
           <w:sz w:val="19"/>
         </w:rPr>
-        <w:t>PSE_Serway_4e: Physics for Scientists and Engineers (4th Edition) by Serway</w:t>
+        <w:t xml:space="preserve">PSE_Serway_4e: Physics for Scientists and Engineers (4th Edition) by Serway</w:t>
       </w:r>
     </w:p>
     <w:p>
@@ -7543,7 +7543,7 @@
           <w:rFonts w:ascii="Times New Roman" w:hAnsi="Times New Roman" w:eastAsia="Times New Roman" w:cs="Times New Roman"/>
           <w:sz w:val="19"/>
         </w:rPr>
-        <w:t>tkd: I did not refer to anything while writing this question</w:t>
+        <w:t xml:space="preserve">tkd: I did not refer to anything while writing this question</w:t>
       </w:r>
     </w:p>
     <w:sectPr>
